--- a/CÔNG TY TNHH CHÍ ĐỊNH VIỆT NAM/ChiDinh_BoSungDDPL/Mẫu số 10.docx
+++ b/CÔNG TY TNHH CHÍ ĐỊNH VIỆT NAM/ChiDinh_BoSungDDPL/Mẫu số 10.docx
@@ -1,6 +1,6 @@
 
 <file path=word/document.xml><?xml version="1.0" encoding="utf-8"?>
-<w:document xmlns:wpc="http://schemas.microsoft.com/office/word/2010/wordprocessingCanvas" xmlns:cx="http://schemas.microsoft.com/office/drawing/2014/chartex" xmlns:cx1="http://schemas.microsoft.com/office/drawing/2015/9/8/chartex" xmlns:mc="http://schemas.openxmlformats.org/markup-compatibility/2006" xmlns:o="urn:schemas-microsoft-com:office:office" xmlns:r="http://schemas.openxmlformats.org/officeDocument/2006/relationships" xmlns:m="http://schemas.openxmlformats.org/officeDocument/2006/math" xmlns:v="urn:schemas-microsoft-com:vml" xmlns:wp14="http://schemas.microsoft.com/office/word/2010/wordprocessingDrawing" xmlns:wp="http://schemas.openxmlformats.org/drawingml/2006/wordprocessingDrawing" xmlns:w10="urn:schemas-microsoft-com:office:word" xmlns:w="http://schemas.openxmlformats.org/wordprocessingml/2006/main" xmlns:w14="http://schemas.microsoft.com/office/word/2010/wordml" xmlns:w15="http://schemas.microsoft.com/office/word/2012/wordml" xmlns:w16se="http://schemas.microsoft.com/office/word/2015/wordml/symex" xmlns:wpg="http://schemas.microsoft.com/office/word/2010/wordprocessingGroup" xmlns:wpi="http://schemas.microsoft.com/office/word/2010/wordprocessingInk" xmlns:wne="http://schemas.microsoft.com/office/word/2006/wordml" xmlns:wps="http://schemas.microsoft.com/office/word/2010/wordprocessingShape" mc:Ignorable="w14 w15 w16se wp14">
+<w:document xmlns:wpc="http://schemas.microsoft.com/office/word/2010/wordprocessingCanvas" xmlns:cx="http://schemas.microsoft.com/office/drawing/2014/chartex" xmlns:cx1="http://schemas.microsoft.com/office/drawing/2015/9/8/chartex" xmlns:cx2="http://schemas.microsoft.com/office/drawing/2015/10/21/chartex" xmlns:cx3="http://schemas.microsoft.com/office/drawing/2016/5/9/chartex" xmlns:cx4="http://schemas.microsoft.com/office/drawing/2016/5/10/chartex" xmlns:cx5="http://schemas.microsoft.com/office/drawing/2016/5/11/chartex" xmlns:cx6="http://schemas.microsoft.com/office/drawing/2016/5/12/chartex" xmlns:cx7="http://schemas.microsoft.com/office/drawing/2016/5/13/chartex" xmlns:cx8="http://schemas.microsoft.com/office/drawing/2016/5/14/chartex" xmlns:mc="http://schemas.openxmlformats.org/markup-compatibility/2006" xmlns:aink="http://schemas.microsoft.com/office/drawing/2016/ink" xmlns:am3d="http://schemas.microsoft.com/office/drawing/2017/model3d" xmlns:o="urn:schemas-microsoft-com:office:office" xmlns:oel="http://schemas.microsoft.com/office/2019/extlst" xmlns:r="http://schemas.openxmlformats.org/officeDocument/2006/relationships" xmlns:m="http://schemas.openxmlformats.org/officeDocument/2006/math" xmlns:v="urn:schemas-microsoft-com:vml" xmlns:wp14="http://schemas.microsoft.com/office/word/2010/wordprocessingDrawing" xmlns:wp="http://schemas.openxmlformats.org/drawingml/2006/wordprocessingDrawing" xmlns:w10="urn:schemas-microsoft-com:office:word" xmlns:w="http://schemas.openxmlformats.org/wordprocessingml/2006/main" xmlns:w14="http://schemas.microsoft.com/office/word/2010/wordml" xmlns:w15="http://schemas.microsoft.com/office/word/2012/wordml" xmlns:w16cex="http://schemas.microsoft.com/office/word/2018/wordml/cex" xmlns:w16cid="http://schemas.microsoft.com/office/word/2016/wordml/cid" xmlns:w16="http://schemas.microsoft.com/office/word/2018/wordml" xmlns:w16du="http://schemas.microsoft.com/office/word/2023/wordml/word16du" xmlns:w16sdtdh="http://schemas.microsoft.com/office/word/2020/wordml/sdtdatahash" xmlns:w16sdtfl="http://schemas.microsoft.com/office/word/2024/wordml/sdtformatlock" xmlns:w16se="http://schemas.microsoft.com/office/word/2015/wordml/symex" xmlns:wpg="http://schemas.microsoft.com/office/word/2010/wordprocessingGroup" xmlns:wpi="http://schemas.microsoft.com/office/word/2010/wordprocessingInk" xmlns:wne="http://schemas.microsoft.com/office/word/2006/wordml" xmlns:wps="http://schemas.microsoft.com/office/word/2010/wordprocessingShape" mc:Ignorable="w14 w15 w16se w16cid w16 w16cex w16sdtdh w16sdtfl w16du wp14">
   <w:body>
     <w:p>
       <w:pPr>
@@ -67,25 +67,25 @@
         <w:tblLook w:val="0000" w:firstRow="0" w:lastRow="0" w:firstColumn="0" w:lastColumn="0" w:noHBand="0" w:noVBand="0"/>
       </w:tblPr>
       <w:tblGrid>
-        <w:gridCol w:w="297"/>
-        <w:gridCol w:w="124"/>
+        <w:gridCol w:w="570"/>
+        <w:gridCol w:w="189"/>
         <w:gridCol w:w="850"/>
         <w:gridCol w:w="1099"/>
-        <w:gridCol w:w="421"/>
+        <w:gridCol w:w="682"/>
         <w:gridCol w:w="1532"/>
-        <w:gridCol w:w="507"/>
+        <w:gridCol w:w="605"/>
         <w:gridCol w:w="397"/>
-        <w:gridCol w:w="348"/>
-        <w:gridCol w:w="480"/>
-        <w:gridCol w:w="308"/>
-        <w:gridCol w:w="162"/>
+        <w:gridCol w:w="986"/>
+        <w:gridCol w:w="590"/>
+        <w:gridCol w:w="457"/>
+        <w:gridCol w:w="201"/>
         <w:gridCol w:w="806"/>
-        <w:gridCol w:w="480"/>
-        <w:gridCol w:w="470"/>
-        <w:gridCol w:w="916"/>
-        <w:gridCol w:w="629"/>
-        <w:gridCol w:w="861"/>
-        <w:gridCol w:w="711"/>
+        <w:gridCol w:w="650"/>
+        <w:gridCol w:w="680"/>
+        <w:gridCol w:w="917"/>
+        <w:gridCol w:w="825"/>
+        <w:gridCol w:w="871"/>
+        <w:gridCol w:w="779"/>
         <w:gridCol w:w="56"/>
         <w:gridCol w:w="655"/>
       </w:tblGrid>
@@ -1696,19 +1696,17 @@
               </w:rPr>
             </w:pPr>
             <w:r>
-              <w:t xml:space="preserve">Số định danh cá nhân: </w:t>
-            </w:r>
-            <w:r>
-              <w:t>079165037490</w:t>
-            </w:r>
-            <w:r>
-              <w:t>; ngày cấp</w:t>
-            </w:r>
-            <w:r>
+              <w:rPr>
+                <w:lang w:val="vi-VN"/>
+              </w:rPr>
+              <w:t>Số định danh cá nhân: 079165037490; ngày cấp</w:t>
+            </w:r>
+            <w:r>
+              <w:rPr>
+                <w:lang w:val="vi-VN"/>
+              </w:rPr>
               <w:t>: 29/07/2025;Nơi cấp: Bộ Công An</w:t>
             </w:r>
-            <w:bookmarkStart w:id="0" w:name="_GoBack"/>
-            <w:bookmarkEnd w:id="0"/>
           </w:p>
         </w:tc>
         <w:tc>
@@ -1755,11 +1753,15 @@
               <w:jc w:val="center"/>
               <w:rPr>
                 <w:b/>
-                <w:sz w:val="22"/>
-                <w:szCs w:val="22"/>
-                <w:lang w:val="vi-VN"/>
-              </w:rPr>
-            </w:pPr>
+                <w:lang w:val="vi-VN"/>
+              </w:rPr>
+            </w:pPr>
+            <w:r>
+              <w:rPr>
+                <w:lang w:val="vi-VN"/>
+              </w:rPr>
+              <w:t>76/2/20/7, Phùng Tá Chu, Khu phố 7, Phường An Lạc, Thành phố Hồ Chí Minh, Việt Nam</w:t>
+            </w:r>
           </w:p>
         </w:tc>
         <w:tc>
@@ -1772,11 +1774,14 @@
               <w:jc w:val="center"/>
               <w:rPr>
                 <w:b/>
-                <w:sz w:val="22"/>
-                <w:szCs w:val="22"/>
-                <w:lang w:val="vi-VN"/>
-              </w:rPr>
-            </w:pPr>
+              </w:rPr>
+            </w:pPr>
+            <w:r>
+              <w:rPr>
+                <w:b/>
+              </w:rPr>
+              <w:t>51</w:t>
+            </w:r>
           </w:p>
         </w:tc>
         <w:tc>
@@ -1792,6 +1797,7 @@
                 <w:b/>
                 <w:sz w:val="22"/>
                 <w:szCs w:val="22"/>
+                <w:lang w:val="vi-VN"/>
               </w:rPr>
             </w:pPr>
           </w:p>
@@ -1810,6 +1816,14 @@
                 <w:szCs w:val="22"/>
               </w:rPr>
             </w:pPr>
+            <w:r>
+              <w:rPr>
+                <w:b/>
+                <w:sz w:val="22"/>
+                <w:szCs w:val="22"/>
+              </w:rPr>
+              <w:t>51</w:t>
+            </w:r>
           </w:p>
         </w:tc>
         <w:tc>
@@ -1841,6 +1855,7 @@
                 <w:b/>
                 <w:sz w:val="22"/>
                 <w:szCs w:val="22"/>
+                <w:lang w:val="vi-VN"/>
               </w:rPr>
             </w:pPr>
           </w:p>
@@ -1857,6 +1872,7 @@
                 <w:b/>
                 <w:sz w:val="22"/>
                 <w:szCs w:val="22"/>
+                <w:lang w:val="vi-VN"/>
               </w:rPr>
             </w:pPr>
           </w:p>
@@ -1873,6 +1889,7 @@
                 <w:b/>
                 <w:sz w:val="22"/>
                 <w:szCs w:val="22"/>
+                <w:lang w:val="vi-VN"/>
               </w:rPr>
             </w:pPr>
           </w:p>
@@ -1888,6 +1905,7 @@
                 <w:b/>
                 <w:sz w:val="22"/>
                 <w:szCs w:val="22"/>
+                <w:lang w:val="vi-VN"/>
               </w:rPr>
             </w:pPr>
           </w:p>
@@ -1903,6 +1921,7 @@
                 <w:b/>
                 <w:sz w:val="22"/>
                 <w:szCs w:val="22"/>
+                <w:lang w:val="vi-VN"/>
               </w:rPr>
             </w:pPr>
           </w:p>
@@ -1920,6 +1939,7 @@
                 <w:b/>
                 <w:sz w:val="22"/>
                 <w:szCs w:val="22"/>
+                <w:lang w:val="vi-VN"/>
               </w:rPr>
             </w:pPr>
           </w:p>
@@ -1966,6 +1986,12 @@
                 <w:lang w:val="vi-VN"/>
               </w:rPr>
             </w:pPr>
+            <w:r>
+              <w:rPr>
+                <w:sz w:val="20"/>
+              </w:rPr>
+              <w:t>YANG ZHI</w:t>
+            </w:r>
           </w:p>
         </w:tc>
         <w:tc>
@@ -1983,6 +2009,9 @@
                 <w:lang w:val="vi-VN"/>
               </w:rPr>
             </w:pPr>
+            <w:r>
+              <w:t>09/08/1987</w:t>
+            </w:r>
           </w:p>
         </w:tc>
         <w:tc>
@@ -2000,6 +2029,9 @@
                 <w:lang w:val="vi-VN"/>
               </w:rPr>
             </w:pPr>
+            <w:r>
+              <w:t>Nam</w:t>
+            </w:r>
           </w:p>
         </w:tc>
         <w:tc>
@@ -2017,6 +2049,12 @@
                 <w:lang w:val="vi-VN"/>
               </w:rPr>
             </w:pPr>
+            <w:r>
+              <w:rPr>
+                <w:lang w:val="vi-VN"/>
+              </w:rPr>
+              <w:t>Hộ chiếu nước ngoài: EG9149963; Ngày cấp: 14/10/2019          Nơi cấp: Thành Phố Hồ Chí Minh</w:t>
+            </w:r>
           </w:p>
         </w:tc>
         <w:tc>
@@ -2034,6 +2072,14 @@
                 <w:lang w:val="vi-VN"/>
               </w:rPr>
             </w:pPr>
+            <w:r>
+              <w:rPr>
+                <w:b/>
+                <w:sz w:val="22"/>
+                <w:szCs w:val="22"/>
+              </w:rPr>
+              <w:t>Trung Quốc</w:t>
+            </w:r>
           </w:p>
         </w:tc>
         <w:tc>
@@ -2068,6 +2114,12 @@
                 <w:lang w:val="vi-VN"/>
               </w:rPr>
             </w:pPr>
+            <w:r>
+              <w:rPr>
+                <w:lang w:val="vi-VN"/>
+              </w:rPr>
+              <w:t>Số 4/19, Khu phố Bình Phước B, Phường An Phú, Thành phố Hồ Chí Minh, Việt Nam</w:t>
+            </w:r>
           </w:p>
         </w:tc>
         <w:tc>
@@ -2082,9 +2134,16 @@
                 <w:b/>
                 <w:sz w:val="22"/>
                 <w:szCs w:val="22"/>
-                <w:lang w:val="vi-VN"/>
-              </w:rPr>
-            </w:pPr>
+              </w:rPr>
+            </w:pPr>
+            <w:r>
+              <w:rPr>
+                <w:b/>
+                <w:sz w:val="22"/>
+                <w:szCs w:val="22"/>
+              </w:rPr>
+              <w:t>49</w:t>
+            </w:r>
           </w:p>
         </w:tc>
         <w:tc>
@@ -2100,6 +2159,7 @@
                 <w:b/>
                 <w:sz w:val="22"/>
                 <w:szCs w:val="22"/>
+                <w:lang w:val="vi-VN"/>
               </w:rPr>
             </w:pPr>
           </w:p>
@@ -2118,6 +2178,14 @@
                 <w:szCs w:val="22"/>
               </w:rPr>
             </w:pPr>
+            <w:r>
+              <w:rPr>
+                <w:b/>
+                <w:sz w:val="22"/>
+                <w:szCs w:val="22"/>
+              </w:rPr>
+              <w:t>49</w:t>
+            </w:r>
           </w:p>
         </w:tc>
         <w:tc>
@@ -2149,6 +2217,7 @@
                 <w:b/>
                 <w:sz w:val="22"/>
                 <w:szCs w:val="22"/>
+                <w:lang w:val="vi-VN"/>
               </w:rPr>
             </w:pPr>
           </w:p>
@@ -2165,6 +2234,7 @@
                 <w:b/>
                 <w:sz w:val="22"/>
                 <w:szCs w:val="22"/>
+                <w:lang w:val="vi-VN"/>
               </w:rPr>
             </w:pPr>
           </w:p>
@@ -2181,6 +2251,7 @@
                 <w:b/>
                 <w:sz w:val="22"/>
                 <w:szCs w:val="22"/>
+                <w:lang w:val="vi-VN"/>
               </w:rPr>
             </w:pPr>
           </w:p>
@@ -2196,6 +2267,7 @@
                 <w:b/>
                 <w:sz w:val="22"/>
                 <w:szCs w:val="22"/>
+                <w:lang w:val="vi-VN"/>
               </w:rPr>
             </w:pPr>
           </w:p>
@@ -2211,6 +2283,7 @@
                 <w:b/>
                 <w:sz w:val="22"/>
                 <w:szCs w:val="22"/>
+                <w:lang w:val="vi-VN"/>
               </w:rPr>
             </w:pPr>
           </w:p>
@@ -2228,6 +2301,7 @@
                 <w:b/>
                 <w:sz w:val="22"/>
                 <w:szCs w:val="22"/>
+                <w:lang w:val="vi-VN"/>
               </w:rPr>
             </w:pPr>
           </w:p>
@@ -2263,6 +2337,7 @@
                 <w:i/>
                 <w:sz w:val="22"/>
                 <w:szCs w:val="22"/>
+                <w:lang w:val="vi-VN"/>
               </w:rPr>
             </w:pPr>
           </w:p>
@@ -2280,6 +2355,7 @@
                 <w:i/>
                 <w:sz w:val="22"/>
                 <w:szCs w:val="22"/>
+                <w:lang w:val="vi-VN"/>
               </w:rPr>
             </w:pPr>
             <w:r>
@@ -2287,6 +2363,7 @@
                 <w:i/>
                 <w:sz w:val="22"/>
                 <w:szCs w:val="22"/>
+                <w:lang w:val="vi-VN"/>
               </w:rPr>
               <w:t>TP Hồ Chí Minh</w:t>
             </w:r>
@@ -2295,6 +2372,7 @@
                 <w:i/>
                 <w:sz w:val="22"/>
                 <w:szCs w:val="22"/>
+                <w:lang w:val="vi-VN"/>
               </w:rPr>
               <w:t>, ngày</w:t>
             </w:r>
@@ -2303,6 +2381,7 @@
                 <w:i/>
                 <w:sz w:val="22"/>
                 <w:szCs w:val="22"/>
+                <w:lang w:val="vi-VN"/>
               </w:rPr>
               <w:t xml:space="preserve"> 10 </w:t>
             </w:r>
@@ -2311,6 +2390,7 @@
                 <w:i/>
                 <w:sz w:val="22"/>
                 <w:szCs w:val="22"/>
+                <w:lang w:val="vi-VN"/>
               </w:rPr>
               <w:t>tháng</w:t>
             </w:r>
@@ -2319,6 +2399,7 @@
                 <w:i/>
                 <w:sz w:val="22"/>
                 <w:szCs w:val="22"/>
+                <w:lang w:val="vi-VN"/>
               </w:rPr>
               <w:t xml:space="preserve"> 9 </w:t>
             </w:r>
@@ -2327,6 +2408,7 @@
                 <w:i/>
                 <w:sz w:val="22"/>
                 <w:szCs w:val="22"/>
+                <w:lang w:val="vi-VN"/>
               </w:rPr>
               <w:t>năm</w:t>
             </w:r>
@@ -2335,6 +2417,7 @@
                 <w:i/>
                 <w:sz w:val="22"/>
                 <w:szCs w:val="22"/>
+                <w:lang w:val="vi-VN"/>
               </w:rPr>
               <w:t xml:space="preserve"> 2026</w:t>
             </w:r>
@@ -2344,6 +2427,7 @@
                 <w:i/>
                 <w:sz w:val="22"/>
                 <w:szCs w:val="22"/>
+                <w:lang w:val="vi-VN"/>
               </w:rPr>
               <w:br/>
             </w:r>
@@ -2353,6 +2437,7 @@
                 <w:iCs/>
                 <w:sz w:val="22"/>
                 <w:szCs w:val="22"/>
+                <w:lang w:val="vi-VN"/>
               </w:rPr>
               <w:t>NGƯỜI ĐẠI DIỆN THEO PHÁP LUẬT</w:t>
             </w:r>
@@ -2363,6 +2448,7 @@
                 <w:iCs/>
                 <w:sz w:val="22"/>
                 <w:szCs w:val="22"/>
+                <w:lang w:val="vi-VN"/>
               </w:rPr>
               <w:t>/</w:t>
             </w:r>
@@ -2373,6 +2459,7 @@
                 <w:iCs/>
                 <w:sz w:val="22"/>
                 <w:szCs w:val="22"/>
+                <w:lang w:val="vi-VN"/>
               </w:rPr>
               <w:br/>
               <w:t>CHỦ TỊCH HỘI ĐỒNG THÀNH VIÊN/</w:t>
@@ -2384,6 +2471,7 @@
                 <w:iCs/>
                 <w:sz w:val="22"/>
                 <w:szCs w:val="22"/>
+                <w:lang w:val="vi-VN"/>
               </w:rPr>
               <w:br/>
               <w:t>CHỦ TỊCH HỘI ĐỒNG QUẢN TRỊ</w:t>
@@ -2394,6 +2482,7 @@
                 <w:iCs/>
                 <w:sz w:val="22"/>
                 <w:szCs w:val="22"/>
+                <w:lang w:val="vi-VN"/>
               </w:rPr>
               <w:t xml:space="preserve"> CỦA CÔNG TY</w:t>
             </w:r>
@@ -2402,6 +2491,7 @@
                 <w:iCs/>
                 <w:sz w:val="22"/>
                 <w:szCs w:val="22"/>
+                <w:lang w:val="vi-VN"/>
               </w:rPr>
               <w:br/>
             </w:r>
@@ -2410,6 +2500,7 @@
                 <w:i/>
                 <w:sz w:val="22"/>
                 <w:szCs w:val="22"/>
+                <w:lang w:val="vi-VN"/>
               </w:rPr>
               <w:t>(Ký và ghi họ tên)9</w:t>
             </w:r>
@@ -2421,6 +2512,7 @@
                 <w:i/>
                 <w:sz w:val="22"/>
                 <w:szCs w:val="22"/>
+                <w:lang w:val="vi-VN"/>
               </w:rPr>
             </w:pPr>
           </w:p>
@@ -2431,6 +2523,7 @@
                 <w:i/>
                 <w:sz w:val="22"/>
                 <w:szCs w:val="22"/>
+                <w:lang w:val="vi-VN"/>
               </w:rPr>
             </w:pPr>
           </w:p>
@@ -2441,6 +2534,7 @@
                 <w:i/>
                 <w:sz w:val="22"/>
                 <w:szCs w:val="22"/>
+                <w:lang w:val="vi-VN"/>
               </w:rPr>
             </w:pPr>
           </w:p>
@@ -2451,6 +2545,7 @@
                 <w:i/>
                 <w:sz w:val="22"/>
                 <w:szCs w:val="22"/>
+                <w:lang w:val="vi-VN"/>
               </w:rPr>
             </w:pPr>
           </w:p>
@@ -2486,8 +2581,8 @@
         <w:spacing w:after="0" w:line="240" w:lineRule="auto"/>
         <w:rPr>
           <w:rFonts w:ascii="Times New Roman" w:hAnsi="Times New Roman"/>
-          <w:sz w:val="22"/>
-          <w:szCs w:val="22"/>
+          <w:sz w:val="18"/>
+          <w:szCs w:val="18"/>
         </w:rPr>
       </w:pPr>
       <w:r>
@@ -2505,7 +2600,15 @@
           <w:sz w:val="22"/>
           <w:szCs w:val="22"/>
         </w:rPr>
-        <w:t xml:space="preserve"> Nếu cột số 5 kê khai Số định danh cá nhân thì không phải kê khai các cột số 6, 7.</w:t>
+        <w:t xml:space="preserve"> </w:t>
+      </w:r>
+      <w:r>
+        <w:rPr>
+          <w:rFonts w:ascii="Times New Roman" w:hAnsi="Times New Roman"/>
+          <w:sz w:val="18"/>
+          <w:szCs w:val="18"/>
+        </w:rPr>
+        <w:t>Nếu cột số 5 kê khai Số định danh cá nhân thì không phải kê khai các cột số 6, 7.</w:t>
       </w:r>
     </w:p>
     <w:p>
@@ -2514,15 +2617,15 @@
         <w:spacing w:after="0" w:line="240" w:lineRule="auto"/>
         <w:rPr>
           <w:rFonts w:ascii="Times New Roman" w:hAnsi="Times New Roman"/>
-          <w:sz w:val="22"/>
-          <w:szCs w:val="22"/>
+          <w:sz w:val="18"/>
+          <w:szCs w:val="18"/>
         </w:rPr>
       </w:pPr>
       <w:r>
         <w:rPr>
           <w:rFonts w:ascii="Times New Roman" w:hAnsi="Times New Roman"/>
-          <w:sz w:val="22"/>
-          <w:szCs w:val="22"/>
+          <w:sz w:val="18"/>
+          <w:szCs w:val="18"/>
           <w:vertAlign w:val="superscript"/>
         </w:rPr>
         <w:t>2</w:t>
@@ -2530,8 +2633,8 @@
       <w:r>
         <w:rPr>
           <w:rFonts w:ascii="Times New Roman" w:hAnsi="Times New Roman"/>
-          <w:sz w:val="22"/>
-          <w:szCs w:val="22"/>
+          <w:sz w:val="18"/>
+          <w:szCs w:val="18"/>
         </w:rPr>
         <w:t xml:space="preserve"> Chủ sở hữu hưởng lợi của doanh nghiệp được xác định theo quy định tại Điều 3 Nghị định 296/2026/NĐ-CP.</w:t>
       </w:r>
@@ -2542,15 +2645,15 @@
         <w:spacing w:after="0" w:line="240" w:lineRule="auto"/>
         <w:rPr>
           <w:rFonts w:ascii="Times New Roman" w:hAnsi="Times New Roman"/>
-          <w:sz w:val="22"/>
-          <w:szCs w:val="22"/>
+          <w:sz w:val="18"/>
+          <w:szCs w:val="18"/>
         </w:rPr>
       </w:pPr>
       <w:r>
         <w:rPr>
           <w:rFonts w:ascii="Times New Roman" w:hAnsi="Times New Roman"/>
-          <w:sz w:val="22"/>
-          <w:szCs w:val="22"/>
+          <w:sz w:val="18"/>
+          <w:szCs w:val="18"/>
           <w:vertAlign w:val="superscript"/>
         </w:rPr>
         <w:t xml:space="preserve">3 </w:t>
@@ -2558,8 +2661,8 @@
       <w:r>
         <w:rPr>
           <w:rFonts w:ascii="Times New Roman" w:hAnsi="Times New Roman"/>
-          <w:sz w:val="22"/>
-          <w:szCs w:val="22"/>
+          <w:sz w:val="18"/>
+          <w:szCs w:val="18"/>
         </w:rPr>
         <w:t>Trường hợp không có cá nhân đáp ứng tiêu chí tại khoản 1, khoản 2 Điều 17 Nghị định số 168/2025/NĐ-CP được sửa đổi, bổ sung tại Điều 3 Nghị định 296/2026/NĐ-CP, doanh nghiệp xác định một cá nhân là người quản lý doanh nghiệp có quyền hạn lớn nhất để hành động thay mặt cho doanh nghiệp. Doanh nghiệp kê khai người quản lý doanh nghiệp thì doanh nghiệp ghi rõ chức danh quản lý tại doanh nghiệp tương ứng tại cột này.</w:t>
       </w:r>
@@ -2567,22 +2670,22 @@
     <w:p>
       <w:pPr>
         <w:rPr>
-          <w:sz w:val="22"/>
-          <w:szCs w:val="22"/>
+          <w:sz w:val="18"/>
+          <w:szCs w:val="18"/>
         </w:rPr>
       </w:pPr>
       <w:r>
         <w:rPr>
-          <w:sz w:val="22"/>
-          <w:szCs w:val="22"/>
+          <w:sz w:val="18"/>
+          <w:szCs w:val="18"/>
           <w:vertAlign w:val="superscript"/>
         </w:rPr>
         <w:t xml:space="preserve">4 </w:t>
       </w:r>
       <w:r>
         <w:rPr>
-          <w:sz w:val="22"/>
-          <w:szCs w:val="22"/>
+          <w:sz w:val="18"/>
+          <w:szCs w:val="18"/>
         </w:rPr>
         <w:t>Cá nhân trực tiếp hoặc gián tiếp hoặc vừa trực tiếp và gián tiếp sở hữu từ 25% vốn điều lệ trở lên của doanh nghiệp. Nhóm cá nhân có mối quan hệ gia đình theo quy định tại khoản 22 Điều 4 Luật Doanh nghiệp hoặc hợp đồng cùng nhau sở hữu trực tiếp hoặc gián tiếp hoặc vừa trực tiếp và gián tiếp từ 25% trở lên vốn điều lệ của doanh nghiệp, nhóm cá nhân kê khai tỷ lệ sở hữu tại công ty. Cột này áp dụng đối với cá nhân nhóm cá nhân kê khai tỷ lệ sở hữu vốn điều lệ tại công ty TNHH một thành viên, công ty TNHH 2 thành viên trở lên và công ty hợp danh.</w:t>
       </w:r>
@@ -2593,15 +2696,15 @@
         <w:spacing w:after="0" w:line="240" w:lineRule="auto"/>
         <w:rPr>
           <w:rFonts w:ascii="Times New Roman" w:hAnsi="Times New Roman"/>
-          <w:sz w:val="22"/>
-          <w:szCs w:val="22"/>
+          <w:sz w:val="18"/>
+          <w:szCs w:val="18"/>
         </w:rPr>
       </w:pPr>
       <w:r>
         <w:rPr>
           <w:rFonts w:ascii="Times New Roman" w:hAnsi="Times New Roman"/>
-          <w:sz w:val="22"/>
-          <w:szCs w:val="22"/>
+          <w:sz w:val="18"/>
+          <w:szCs w:val="18"/>
           <w:vertAlign w:val="superscript"/>
         </w:rPr>
         <w:t>5</w:t>
@@ -2609,19 +2712,10 @@
       <w:r>
         <w:rPr>
           <w:rFonts w:ascii="Times New Roman" w:hAnsi="Times New Roman"/>
-          <w:sz w:val="22"/>
-          <w:szCs w:val="22"/>
+          <w:sz w:val="18"/>
+          <w:szCs w:val="18"/>
         </w:rPr>
-        <w:t xml:space="preserve"> Tỷ lệ sở hữu cổ phần có quyền biểu quyết = Số cổ phần có quyền biểu quyết/tổng sổ cổ phần có quyền biểu quyết của công ty cổ phần. Cá nhân trực tiếp hoặc gián tiếp hoặc vừa trực tiếp và gián tiếp sở hữu từ 25% tổng số cổ phần có quyền biểu quyết trở lên của doanh nghiệp. Nhóm cá nhân có mối quan hệ gia đình theo khoản 22 Điều 4 Luật doanh nghiệp hoặc hợp đồng cung nhau sở hữu trực tiếp hoặc gián tiếp hoặc vừa trực tiếp và gián tiếp từ 25% trở lên tổng số cổ phần có quyền biểu quyết của doanh nghiệp, </w:t>
-      </w:r>
-      <w:r>
-        <w:rPr>
-          <w:rFonts w:ascii="Times New Roman" w:hAnsi="Times New Roman"/>
-          <w:sz w:val="22"/>
-          <w:szCs w:val="22"/>
-        </w:rPr>
-        <w:lastRenderedPageBreak/>
-        <w:t>nhóm cá nhân kê khai tỷ lệ sở hữu tại Công ty. Cột này áp dụng đối với cá nhân/nhóm cá nhân kê khai tỷ lệ sở hữu cổ phần có quyền biểu quyết tại công ty cổ phần.</w:t>
+        <w:t xml:space="preserve"> Tỷ lệ sở hữu cổ phần có quyền biểu quyết = Số cổ phần có quyền biểu quyết/tổng sổ cổ phần có quyền biểu quyết của công ty cổ phần. Cá nhân trực tiếp hoặc gián tiếp hoặc vừa trực tiếp và gián tiếp sở hữu từ 25% tổng số cổ phần có quyền biểu quyết trở lên của doanh nghiệp. Nhóm cá nhân có mối quan hệ gia đình theo khoản 22 Điều 4 Luật doanh nghiệp hoặc hợp đồng cung nhau sở hữu trực tiếp hoặc gián tiếp hoặc vừa trực tiếp và gián tiếp từ 25% trở lên tổng số cổ phần có quyền biểu quyết của doanh nghiệp, nhóm cá nhân kê khai tỷ lệ sở hữu tại Công ty. Cột này áp dụng đối với cá nhân/nhóm cá nhân kê khai tỷ lệ sở hữu cổ phần có quyền biểu quyết tại công ty cổ phần.</w:t>
       </w:r>
     </w:p>
     <w:p>
@@ -2630,15 +2724,15 @@
         <w:spacing w:after="0" w:line="240" w:lineRule="auto"/>
         <w:rPr>
           <w:rFonts w:ascii="Times New Roman" w:hAnsi="Times New Roman"/>
-          <w:sz w:val="22"/>
-          <w:szCs w:val="22"/>
+          <w:sz w:val="18"/>
+          <w:szCs w:val="18"/>
         </w:rPr>
       </w:pPr>
       <w:r>
         <w:rPr>
           <w:rFonts w:ascii="Times New Roman" w:hAnsi="Times New Roman"/>
-          <w:sz w:val="22"/>
-          <w:szCs w:val="22"/>
+          <w:sz w:val="18"/>
+          <w:szCs w:val="18"/>
           <w:vertAlign w:val="superscript"/>
         </w:rPr>
         <w:t>6</w:t>
@@ -2646,8 +2740,8 @@
       <w:r>
         <w:rPr>
           <w:rFonts w:ascii="Times New Roman" w:hAnsi="Times New Roman"/>
-          <w:sz w:val="22"/>
-          <w:szCs w:val="22"/>
+          <w:sz w:val="18"/>
+          <w:szCs w:val="18"/>
         </w:rPr>
         <w:t xml:space="preserve"> Tích dấu X nếu chủ sở hữu hưởng lợi là thành viên hợp danh.</w:t>
       </w:r>
@@ -2658,15 +2752,15 @@
         <w:spacing w:after="0" w:line="240" w:lineRule="auto"/>
         <w:rPr>
           <w:rFonts w:ascii="Times New Roman" w:hAnsi="Times New Roman"/>
-          <w:sz w:val="22"/>
-          <w:szCs w:val="22"/>
+          <w:sz w:val="18"/>
+          <w:szCs w:val="18"/>
         </w:rPr>
       </w:pPr>
       <w:r>
         <w:rPr>
           <w:rFonts w:ascii="Times New Roman" w:hAnsi="Times New Roman"/>
-          <w:sz w:val="22"/>
-          <w:szCs w:val="22"/>
+          <w:sz w:val="18"/>
+          <w:szCs w:val="18"/>
           <w:vertAlign w:val="superscript"/>
         </w:rPr>
         <w:t>7</w:t>
@@ -2674,8 +2768,8 @@
       <w:r>
         <w:rPr>
           <w:rFonts w:ascii="Times New Roman" w:hAnsi="Times New Roman"/>
-          <w:sz w:val="22"/>
-          <w:szCs w:val="22"/>
+          <w:sz w:val="18"/>
+          <w:szCs w:val="18"/>
         </w:rPr>
         <w:t xml:space="preserve"> Nhóm cá nhân có mối quna hệ gia đình theo quy định tại Khoản 22 Điều 4 Luật doanh nghiệp hoặc hợp đồng cùng nhau sở hữu trực tiếp hoặc gián tiếp hoặc vừa trực tiếp và gián tiếp từ 25% vốn điều lệ hoặc tử 25% trở lên tổng số cổ phần có quyền biểu quyết của doanh nghiệp. Doanh nghiệp ghi rõ mối quan hệ thuộc nhóm cá nhân có mối quan hệ gia đình hoặc nhóm cá nhân có quan hệ hợp đồng tại cột số 16 và kê khai tỷ lệ sở hữu tại công ty tại cột 9, 10, 11, hoặc 12, 13, 14.</w:t>
       </w:r>
@@ -2683,24 +2777,40 @@
     <w:p>
       <w:pPr>
         <w:rPr>
-          <w:sz w:val="22"/>
-          <w:szCs w:val="22"/>
+          <w:sz w:val="18"/>
+          <w:szCs w:val="18"/>
         </w:rPr>
       </w:pPr>
       <w:r>
         <w:rPr>
-          <w:sz w:val="22"/>
-          <w:szCs w:val="22"/>
+          <w:sz w:val="18"/>
+          <w:szCs w:val="18"/>
           <w:vertAlign w:val="superscript"/>
         </w:rPr>
         <w:t>8</w:t>
       </w:r>
       <w:r>
         <w:rPr>
-          <w:sz w:val="22"/>
-          <w:szCs w:val="22"/>
+          <w:sz w:val="18"/>
+          <w:szCs w:val="18"/>
         </w:rPr>
-        <w:t xml:space="preserve"> Cá nhân kiểm soát ghi một hoặc nhiều các quyền sau: Quyền bổ nhiệm, miễn nhiệm hoặc bãi nhiệm đa số hoặc tất cả thành viên hoặc chủ tịch hội đồng quản trị, đa số hoặc tất cả các thành viên hoặc chủ tịch hội đồng thành viên; Giám đốc, Tổng giám đốc; sửa đổi  bổ sung điều lệ của doanh nghiệp; thay đổi cơ cấu tổ chức; quyết định chính sách tài chính, đầu tư và hoạt động của doanh nghiệp; tổ chức lại, giải thể doanh nghiệp.</w:t>
+        <w:t xml:space="preserve"> Cá nhân kiểm soát ghi một hoặc nhiều các quyền sau: Quyền bổ nhiệm, miễn nhiệm hoặc bãi nhiệm đa số hoặc tất cả thành viên hoặc chủ tịch hội đồng quản trị, đa số hoặc tất cả các thành viên hoặc chủ tịch hội đồng thành viên; Giám đốc, Tổng giám đốc; sửa </w:t>
+      </w:r>
+      <w:proofErr w:type="gramStart"/>
+      <w:r>
+        <w:rPr>
+          <w:sz w:val="18"/>
+          <w:szCs w:val="18"/>
+        </w:rPr>
+        <w:t>đổi  bổ</w:t>
+      </w:r>
+      <w:proofErr w:type="gramEnd"/>
+      <w:r>
+        <w:rPr>
+          <w:sz w:val="18"/>
+          <w:szCs w:val="18"/>
+        </w:rPr>
+        <w:t xml:space="preserve"> sung điều lệ của doanh nghiệp; thay đổi cơ cấu tổ chức; quyết định chính sách tài chính, đầu tư và hoạt động của doanh nghiệp; tổ chức lại, giải thể doanh nghiệp.</w:t>
       </w:r>
     </w:p>
     <w:p>
@@ -2709,15 +2819,15 @@
         <w:spacing w:after="0" w:line="240" w:lineRule="auto"/>
         <w:rPr>
           <w:rFonts w:ascii="Times New Roman" w:hAnsi="Times New Roman"/>
-          <w:sz w:val="22"/>
-          <w:szCs w:val="22"/>
+          <w:sz w:val="18"/>
+          <w:szCs w:val="18"/>
         </w:rPr>
       </w:pPr>
       <w:r>
         <w:rPr>
           <w:rFonts w:ascii="Times New Roman" w:hAnsi="Times New Roman"/>
-          <w:sz w:val="22"/>
-          <w:szCs w:val="22"/>
+          <w:sz w:val="18"/>
+          <w:szCs w:val="18"/>
           <w:vertAlign w:val="superscript"/>
         </w:rPr>
         <w:t>9</w:t>
@@ -2725,8 +2835,8 @@
       <w:r>
         <w:rPr>
           <w:rFonts w:ascii="Times New Roman" w:hAnsi="Times New Roman"/>
-          <w:sz w:val="22"/>
-          <w:szCs w:val="22"/>
+          <w:sz w:val="18"/>
+          <w:szCs w:val="18"/>
         </w:rPr>
         <w:t xml:space="preserve"> - Người đại diện theo pháp luật của doanh nghiệp/Chủ tịch công ty/Chủ tịch Hội đồng thành viên của Công ty/Chủ tịch Hội đồng quản trị ký trực tiếp và ghi rõ họ tên theo quy định.</w:t>
       </w:r>
@@ -2737,22 +2847,22 @@
         <w:spacing w:after="0" w:line="240" w:lineRule="auto"/>
         <w:rPr>
           <w:rFonts w:ascii="Times New Roman" w:hAnsi="Times New Roman"/>
-          <w:sz w:val="22"/>
-          <w:szCs w:val="22"/>
+          <w:sz w:val="18"/>
+          <w:szCs w:val="18"/>
         </w:rPr>
       </w:pPr>
       <w:r>
         <w:rPr>
           <w:rFonts w:ascii="Times New Roman" w:hAnsi="Times New Roman"/>
-          <w:sz w:val="22"/>
-          <w:szCs w:val="22"/>
+          <w:sz w:val="18"/>
+          <w:szCs w:val="18"/>
         </w:rPr>
         <w:t>- Trường hợp Tòa án hoặc Trọng tài chỉ định người thực hiện thủ tục đăng ký doanh nghiệp thì người được chỉ định ký trực tiếp vào phần này.</w:t>
       </w:r>
     </w:p>
     <w:p/>
     <w:sectPr>
-      <w:pgSz w:w="12240" w:h="15840"/>
+      <w:pgSz w:w="15840" w:h="12240" w:orient="landscape"/>
       <w:pgMar w:top="1440" w:right="1440" w:bottom="1440" w:left="1440" w:header="720" w:footer="720" w:gutter="0"/>
       <w:cols w:space="720"/>
       <w:docGrid w:linePitch="360"/>
@@ -2762,7 +2872,7 @@
 </file>
 
 <file path=word/styles.xml><?xml version="1.0" encoding="utf-8"?>
-<w:styles xmlns:mc="http://schemas.openxmlformats.org/markup-compatibility/2006" xmlns:r="http://schemas.openxmlformats.org/officeDocument/2006/relationships" xmlns:w="http://schemas.openxmlformats.org/wordprocessingml/2006/main" xmlns:w14="http://schemas.microsoft.com/office/word/2010/wordml" xmlns:w15="http://schemas.microsoft.com/office/word/2012/wordml" xmlns:w16se="http://schemas.microsoft.com/office/word/2015/wordml/symex" mc:Ignorable="w14 w15 w16se">
+<w:styles xmlns:mc="http://schemas.openxmlformats.org/markup-compatibility/2006" xmlns:r="http://schemas.openxmlformats.org/officeDocument/2006/relationships" xmlns:w="http://schemas.openxmlformats.org/wordprocessingml/2006/main" xmlns:w14="http://schemas.microsoft.com/office/word/2010/wordml" xmlns:w15="http://schemas.microsoft.com/office/word/2012/wordml" xmlns:w16cex="http://schemas.microsoft.com/office/word/2018/wordml/cex" xmlns:w16cid="http://schemas.microsoft.com/office/word/2016/wordml/cid" xmlns:w16="http://schemas.microsoft.com/office/word/2018/wordml" xmlns:w16du="http://schemas.microsoft.com/office/word/2023/wordml/word16du" xmlns:w16sdtdh="http://schemas.microsoft.com/office/word/2020/wordml/sdtdatahash" xmlns:w16sdtfl="http://schemas.microsoft.com/office/word/2024/wordml/sdtformatlock" xmlns:w16se="http://schemas.microsoft.com/office/word/2015/wordml/symex" mc:Ignorable="w14 w15 w16se w16cid w16 w16cex w16sdtdh w16sdtfl w16du">
   <w:docDefaults>
     <w:rPrDefault>
       <w:rPr>
@@ -2780,7 +2890,7 @@
       </w:pPr>
     </w:pPrDefault>
   </w:docDefaults>
-  <w:latentStyles w:defLockedState="0" w:defUIPriority="99" w:defSemiHidden="0" w:defUnhideWhenUsed="0" w:defQFormat="0" w:count="371">
+  <w:latentStyles w:defLockedState="0" w:defUIPriority="99" w:defSemiHidden="0" w:defUnhideWhenUsed="0" w:defQFormat="0" w:count="376">
     <w:lsdException w:name="Normal" w:uiPriority="0" w:qFormat="1"/>
     <w:lsdException w:name="heading 1" w:uiPriority="9" w:qFormat="1"/>
     <w:lsdException w:name="heading 2" w:semiHidden="1" w:uiPriority="9" w:unhideWhenUsed="1" w:qFormat="1"/>
@@ -3152,6 +3262,11 @@
     <w:lsdException w:name="List Table 5 Dark Accent 6" w:uiPriority="50"/>
     <w:lsdException w:name="List Table 6 Colorful Accent 6" w:uiPriority="51"/>
     <w:lsdException w:name="List Table 7 Colorful Accent 6" w:uiPriority="52"/>
+    <w:lsdException w:name="Mention" w:semiHidden="1" w:unhideWhenUsed="1"/>
+    <w:lsdException w:name="Smart Hyperlink" w:semiHidden="1" w:unhideWhenUsed="1"/>
+    <w:lsdException w:name="Hashtag" w:semiHidden="1" w:unhideWhenUsed="1"/>
+    <w:lsdException w:name="Unresolved Mention" w:semiHidden="1" w:unhideWhenUsed="1"/>
+    <w:lsdException w:name="Smart Link" w:semiHidden="1" w:unhideWhenUsed="1"/>
   </w:latentStyles>
   <w:style w:type="paragraph" w:default="1" w:styleId="Normal">
     <w:name w:val="Normal"/>
@@ -3386,7 +3501,6 @@
   <w:style w:type="character" w:default="1" w:styleId="DefaultParagraphFont">
     <w:name w:val="Default Paragraph Font"/>
     <w:uiPriority w:val="1"/>
-    <w:semiHidden/>
     <w:unhideWhenUsed/>
   </w:style>
   <w:style w:type="table" w:default="1" w:styleId="TableNormal">
